--- a/downloads/documents/04 Units/Unit 03 - Human Development and Relationships - Growing Up, Getting Along/Lesson 03.09 - Digital Footprint and Online Relationships and Stress Plan.docx
+++ b/downloads/documents/04 Units/Unit 03 - Human Development and Relationships - Growing Up, Getting Along/Lesson 03.09 - Digital Footprint and Online Relationships and Stress Plan.docx
@@ -430,7 +430,7 @@
         <w:t xml:space="preserve">Vocabulary 03.md</w:t>
       </w:r>
       <w:r>
-        <w:t xml:space="preserve">) for Turkish, Portuguese, and Spanish.</w:t>
+        <w:t xml:space="preserve">) for Spanish.</w:t>
       </w:r>
     </w:p>
     <w:p>
@@ -1522,7 +1522,7 @@
         <w:pStyle w:val="Compact"/>
       </w:pPr>
       <w:r>
-        <w:t xml:space="preserve">ELL: the four online channels reuse the Lesson 3.5 picture cues; the six scenarios are three sentences each and are read aloud once; word bank on the handout for footprint, public, private, screenshot, log off, and tell in Turkish, Portuguese, and Spanish; sentence starters printed on the Stress Plan: "When ___ stresses me, I will</w:t>
+        <w:t xml:space="preserve">ELL: the four online channels reuse the Lesson 3.5 picture cues; the six scenarios are three sentences each and are read aloud once; word bank on the handout for footprint, public, private, screenshot, log off, and tell in Spanish; sentence starters printed on the Stress Plan: "When ___ stresses me, I will</w:t>
       </w:r>
       <w:r>
         <w:t xml:space="preserve"> </w:t>

--- a/downloads/documents/04 Units/Unit 03 - Human Development and Relationships - Growing Up, Getting Along/Lesson 03.09 - Digital Footprint and Online Relationships and Stress Plan.docx
+++ b/downloads/documents/04 Units/Unit 03 - Human Development and Relationships - Growing Up, Getting Along/Lesson 03.09 - Digital Footprint and Online Relationships and Stress Plan.docx
@@ -1183,7 +1183,7 @@
         <w:pStyle w:val="FirstParagraph"/>
       </w:pPr>
       <w:r>
-        <w:t xml:space="preserve">The Stress Plan is the closure. After it is collected, one line on the back of page 1 (turned in with the plan): "The one thing from this topic I will actually use is ___." Two students read it aloud by choice. Say what Topic 3.3 is:</w:t>
+        <w:t xml:space="preserve">The Stress Plan is the closure. After it is collected, the closure line at the bottom of page 1 (turned in with the plan): "The one thing from this topic I will actually use is ___." Two students read it aloud by choice. Say what Topic 3.3 is:</w:t>
       </w:r>
       <w:r>
         <w:t xml:space="preserve"> </w:t>
